--- a/backend/word/makijaż permanentny ust.docx
+++ b/backend/word/makijaż permanentny ust.docx
@@ -266,10 +266,7 @@
     <w:p/>
     <w:p>
       <w:r>
-        <w:t xml:space="preserve">Wskazania </w:t>
-      </w:r>
-      <w:r>
-        <w:t>do makija</w:t>
+        <w:t>Wskazania do makija</w:t>
       </w:r>
       <w:r>
         <w:rPr>
@@ -342,11 +339,389 @@
     <w:p/>
     <w:p/>
     <w:p>
-      <w:r>
-        <w:t>Bezwzględne przeciwwskazania</w:t>
-      </w:r>
-      <w:r>
-        <w:t>:</w:t>
+      <w:pPr>
+        <w:rPr>
+          <w:rFonts w:ascii="Times New Roman" w:hAnsi="Times New Roman"/>
+        </w:rPr>
+      </w:pPr>
+      <w:r>
+        <w:rPr>
+          <w:rFonts w:ascii="Times New Roman" w:hAnsi="Times New Roman"/>
+        </w:rPr>
+        <w:t>Bezwzględne przeciwwskazania:</w:t>
+      </w:r>
+    </w:p>
+    <w:p>
+      <w:pPr>
+        <w:rPr>
+          <w:rFonts w:ascii="Times New Roman" w:hAnsi="Times New Roman"/>
+        </w:rPr>
+      </w:pPr>
+      <w:r>
+        <w:rPr>
+          <w:rFonts w:ascii="Times New Roman" w:hAnsi="Times New Roman"/>
+        </w:rPr>
+        <w:t>* ciąża i laktacja</w:t>
+      </w:r>
+    </w:p>
+    <w:p>
+      <w:pPr>
+        <w:shd w:val="clear" w:color="auto" w:fill="FFFFFF"/>
+        <w:suppressAutoHyphens w:val="0"/>
+        <w:spacing w:after="0" w:line="240" w:lineRule="auto"/>
+      </w:pPr>
+      <w:r>
+        <w:rPr>
+          <w:rFonts w:ascii="Times New Roman" w:hAnsi="Times New Roman"/>
+        </w:rPr>
+        <w:t xml:space="preserve">* </w:t>
+      </w:r>
+      <w:r>
+        <w:rPr>
+          <w:rFonts w:ascii="Times New Roman" w:eastAsia="Times New Roman" w:hAnsi="Times New Roman"/>
+          <w:color w:val="222222"/>
+          <w:kern w:val="0"/>
+          <w:lang w:eastAsia="pl-PL"/>
+        </w:rPr>
+        <w:t>alergia na barwniki stosowane do pigmentacji oraz na lidokainę i środki relaksujące</w:t>
+      </w:r>
+    </w:p>
+    <w:p>
+      <w:pPr>
+        <w:rPr>
+          <w:rFonts w:ascii="Times New Roman" w:hAnsi="Times New Roman"/>
+        </w:rPr>
+      </w:pPr>
+    </w:p>
+    <w:p>
+      <w:pPr>
+        <w:rPr>
+          <w:rFonts w:ascii="Times New Roman" w:hAnsi="Times New Roman"/>
+        </w:rPr>
+      </w:pPr>
+      <w:r>
+        <w:rPr>
+          <w:rFonts w:ascii="Times New Roman" w:hAnsi="Times New Roman"/>
+        </w:rPr>
+        <w:t>* stany bakteryjne, wirusowe i grzybicze skóry ust</w:t>
+      </w:r>
+    </w:p>
+    <w:p>
+      <w:pPr>
+        <w:rPr>
+          <w:rFonts w:ascii="Times New Roman" w:hAnsi="Times New Roman"/>
+        </w:rPr>
+      </w:pPr>
+      <w:r>
+        <w:rPr>
+          <w:rFonts w:ascii="Times New Roman" w:hAnsi="Times New Roman"/>
+        </w:rPr>
+        <w:t>* stany zapalne, rany, infekcje w obrębie ust</w:t>
+      </w:r>
+    </w:p>
+    <w:p>
+      <w:pPr>
+        <w:rPr>
+          <w:rFonts w:ascii="Times New Roman" w:hAnsi="Times New Roman"/>
+        </w:rPr>
+      </w:pPr>
+      <w:r>
+        <w:rPr>
+          <w:rFonts w:ascii="Times New Roman" w:hAnsi="Times New Roman"/>
+        </w:rPr>
+        <w:t>* choroby nowotworowe (w trakcie leczenia)</w:t>
+      </w:r>
+    </w:p>
+    <w:p>
+      <w:pPr>
+        <w:rPr>
+          <w:rFonts w:ascii="Times New Roman" w:hAnsi="Times New Roman"/>
+        </w:rPr>
+      </w:pPr>
+      <w:r>
+        <w:rPr>
+          <w:rFonts w:ascii="Times New Roman" w:hAnsi="Times New Roman"/>
+        </w:rPr>
+        <w:t>* epilepsja</w:t>
+      </w:r>
+    </w:p>
+    <w:p>
+      <w:pPr>
+        <w:rPr>
+          <w:rFonts w:ascii="Times New Roman" w:hAnsi="Times New Roman"/>
+        </w:rPr>
+      </w:pPr>
+      <w:r>
+        <w:rPr>
+          <w:rFonts w:ascii="Times New Roman" w:hAnsi="Times New Roman"/>
+        </w:rPr>
+        <w:t>* nieuregulowana cukrzyca</w:t>
+      </w:r>
+    </w:p>
+    <w:p>
+      <w:pPr>
+        <w:rPr>
+          <w:rFonts w:ascii="Times New Roman" w:hAnsi="Times New Roman"/>
+        </w:rPr>
+      </w:pPr>
+      <w:r>
+        <w:rPr>
+          <w:rFonts w:ascii="Times New Roman" w:hAnsi="Times New Roman"/>
+        </w:rPr>
+        <w:t>* choroby autoimmunologiczne (w zależności od stanu)</w:t>
+      </w:r>
+    </w:p>
+    <w:p>
+      <w:pPr>
+        <w:rPr>
+          <w:rFonts w:ascii="Times New Roman" w:hAnsi="Times New Roman"/>
+        </w:rPr>
+      </w:pPr>
+      <w:r>
+        <w:rPr>
+          <w:rFonts w:ascii="Times New Roman" w:hAnsi="Times New Roman"/>
+        </w:rPr>
+        <w:t>* HIV</w:t>
+      </w:r>
+    </w:p>
+    <w:p>
+      <w:pPr>
+        <w:rPr>
+          <w:rFonts w:ascii="Times New Roman" w:hAnsi="Times New Roman"/>
+        </w:rPr>
+      </w:pPr>
+      <w:r>
+        <w:rPr>
+          <w:rFonts w:ascii="Times New Roman" w:hAnsi="Times New Roman"/>
+        </w:rPr>
+        <w:t>* żółtaczka</w:t>
+      </w:r>
+    </w:p>
+    <w:p>
+      <w:pPr>
+        <w:rPr>
+          <w:rFonts w:ascii="Times New Roman" w:hAnsi="Times New Roman"/>
+        </w:rPr>
+      </w:pPr>
+      <w:r>
+        <w:rPr>
+          <w:rFonts w:ascii="Times New Roman" w:hAnsi="Times New Roman"/>
+        </w:rPr>
+        <w:t>* arytmia serca</w:t>
+      </w:r>
+    </w:p>
+    <w:p>
+      <w:pPr>
+        <w:rPr>
+          <w:rFonts w:ascii="Times New Roman" w:hAnsi="Times New Roman"/>
+        </w:rPr>
+      </w:pPr>
+      <w:r>
+        <w:rPr>
+          <w:rFonts w:ascii="Times New Roman" w:hAnsi="Times New Roman"/>
+        </w:rPr>
+        <w:t>* zaburzenia krzepliwości krwi</w:t>
+      </w:r>
+    </w:p>
+    <w:p>
+      <w:pPr>
+        <w:rPr>
+          <w:rFonts w:ascii="Times New Roman" w:hAnsi="Times New Roman"/>
+        </w:rPr>
+      </w:pPr>
+      <w:r>
+        <w:rPr>
+          <w:rFonts w:ascii="Times New Roman" w:hAnsi="Times New Roman"/>
+        </w:rPr>
+        <w:t>* tendencja do bliznowców</w:t>
+      </w:r>
+    </w:p>
+    <w:p>
+      <w:pPr>
+        <w:rPr>
+          <w:rFonts w:ascii="Times New Roman" w:hAnsi="Times New Roman"/>
+        </w:rPr>
+      </w:pPr>
+      <w:r>
+        <w:rPr>
+          <w:rFonts w:ascii="Times New Roman" w:hAnsi="Times New Roman"/>
+        </w:rPr>
+        <w:t>* nadpobudliwość nerwowa, tiki nerwowe</w:t>
+      </w:r>
+    </w:p>
+    <w:p>
+      <w:pPr>
+        <w:rPr>
+          <w:rFonts w:ascii="Times New Roman" w:hAnsi="Times New Roman"/>
+        </w:rPr>
+      </w:pPr>
+      <w:r>
+        <w:rPr>
+          <w:rFonts w:ascii="Times New Roman" w:hAnsi="Times New Roman"/>
+        </w:rPr>
+        <w:t>* przeziębienie, osłabienie organizmu, podwyższona temperatura</w:t>
+      </w:r>
+    </w:p>
+    <w:p>
+      <w:pPr>
+        <w:rPr>
+          <w:rFonts w:ascii="Times New Roman" w:hAnsi="Times New Roman"/>
+        </w:rPr>
+      </w:pPr>
+      <w:r>
+        <w:rPr>
+          <w:rFonts w:ascii="Times New Roman" w:hAnsi="Times New Roman"/>
+        </w:rPr>
+        <w:t>* antybiotykoterapia ( 2 tygodnie)</w:t>
+      </w:r>
+    </w:p>
+    <w:p>
+      <w:pPr>
+        <w:rPr>
+          <w:rFonts w:ascii="Times New Roman" w:hAnsi="Times New Roman"/>
+        </w:rPr>
+      </w:pPr>
+      <w:r>
+        <w:rPr>
+          <w:rFonts w:ascii="Times New Roman" w:hAnsi="Times New Roman"/>
+        </w:rPr>
+        <w:t>* przyjmowanie leków sterydowych, niesteroidowych oraz rozrzedzających krew</w:t>
+      </w:r>
+    </w:p>
+    <w:p>
+      <w:pPr>
+        <w:rPr>
+          <w:rFonts w:ascii="Times New Roman" w:hAnsi="Times New Roman"/>
+        </w:rPr>
+      </w:pPr>
+      <w:r>
+        <w:rPr>
+          <w:rFonts w:ascii="Times New Roman" w:hAnsi="Times New Roman"/>
+        </w:rPr>
+        <w:t>* leki do aplikacji miejscowej w obszarze zabiegowym</w:t>
+      </w:r>
+    </w:p>
+    <w:p>
+      <w:pPr>
+        <w:rPr>
+          <w:rFonts w:ascii="Times New Roman" w:hAnsi="Times New Roman"/>
+        </w:rPr>
+      </w:pPr>
+      <w:r>
+        <w:rPr>
+          <w:rFonts w:ascii="Times New Roman" w:hAnsi="Times New Roman"/>
+        </w:rPr>
+        <w:t>* świeże zabiegi estetyczne w okolicy ust( należy odczekać min. 4 tygodnie)</w:t>
+      </w:r>
+    </w:p>
+    <w:p>
+      <w:pPr>
+        <w:rPr>
+          <w:rFonts w:ascii="Times New Roman" w:hAnsi="Times New Roman"/>
+        </w:rPr>
+      </w:pPr>
+      <w:r>
+        <w:rPr>
+          <w:rFonts w:ascii="Times New Roman" w:hAnsi="Times New Roman"/>
+        </w:rPr>
+        <w:t>* usuwanie laserowe wąsika ( w trakcie)</w:t>
+      </w:r>
+    </w:p>
+    <w:p>
+      <w:pPr>
+        <w:rPr>
+          <w:rFonts w:ascii="Times New Roman" w:hAnsi="Times New Roman"/>
+        </w:rPr>
+      </w:pPr>
+      <w:r>
+        <w:rPr>
+          <w:rFonts w:ascii="Times New Roman" w:hAnsi="Times New Roman"/>
+        </w:rPr>
+        <w:t xml:space="preserve">* </w:t>
+      </w:r>
+      <w:proofErr w:type="spellStart"/>
+      <w:r>
+        <w:rPr>
+          <w:rFonts w:ascii="Times New Roman" w:hAnsi="Times New Roman"/>
+        </w:rPr>
+        <w:t>ostrzykiwanie</w:t>
+      </w:r>
+      <w:proofErr w:type="spellEnd"/>
+      <w:r>
+        <w:rPr>
+          <w:rFonts w:ascii="Times New Roman" w:hAnsi="Times New Roman"/>
+        </w:rPr>
+        <w:t xml:space="preserve"> ust wypełniaczem ( min. 2 miesiące przed zabiegiem)</w:t>
+      </w:r>
+    </w:p>
+    <w:p>
+      <w:pPr>
+        <w:rPr>
+          <w:rFonts w:ascii="Times New Roman" w:hAnsi="Times New Roman"/>
+        </w:rPr>
+      </w:pPr>
+      <w:r>
+        <w:rPr>
+          <w:rFonts w:ascii="Times New Roman" w:hAnsi="Times New Roman"/>
+        </w:rPr>
+        <w:t>* leczenie stomatologiczne ( w trakcie)</w:t>
+      </w:r>
+    </w:p>
+    <w:p>
+      <w:pPr>
+        <w:rPr>
+          <w:rFonts w:ascii="Times New Roman" w:hAnsi="Times New Roman"/>
+        </w:rPr>
+      </w:pPr>
+      <w:r>
+        <w:rPr>
+          <w:rFonts w:ascii="Times New Roman" w:hAnsi="Times New Roman"/>
+        </w:rPr>
+        <w:t>* menstruacja (może zwiększać wrażliwość)</w:t>
+      </w:r>
+    </w:p>
+    <w:p>
+      <w:pPr>
+        <w:rPr>
+          <w:rFonts w:ascii="Times New Roman" w:hAnsi="Times New Roman"/>
+        </w:rPr>
+      </w:pPr>
+      <w:r>
+        <w:rPr>
+          <w:rFonts w:ascii="Times New Roman" w:hAnsi="Times New Roman"/>
+        </w:rPr>
+        <w:t>* spożywanie alkoholu/ narkotyków w ciągu ostatnich 24 h</w:t>
+      </w:r>
+    </w:p>
+    <w:p>
+      <w:pPr>
+        <w:rPr>
+          <w:rFonts w:ascii="Times New Roman" w:hAnsi="Times New Roman"/>
+        </w:rPr>
+      </w:pPr>
+    </w:p>
+    <w:p>
+      <w:pPr>
+        <w:rPr>
+          <w:rFonts w:ascii="Times New Roman" w:hAnsi="Times New Roman"/>
+        </w:rPr>
+      </w:pPr>
+      <w:r>
+        <w:rPr>
+          <w:rFonts w:ascii="Times New Roman" w:hAnsi="Times New Roman"/>
+        </w:rPr>
+        <w:t>Skłonność do opryszczki – wymaga profilaktyki (zawsze po konsultacji).</w:t>
+      </w:r>
+    </w:p>
+    <w:p/>
+    <w:p>
+      <w:r>
+        <w:t>Wskazówki po zabiegu:</w:t>
+      </w:r>
+    </w:p>
+    <w:p>
+      <w:r>
+        <w:t>* regularne nawilżanie ust</w:t>
       </w:r>
     </w:p>
     <w:p>
@@ -357,7 +732,7 @@
         <w:t>*</w:t>
       </w:r>
       <w:r>
-        <w:t xml:space="preserve"> ciąża</w:t>
+        <w:t xml:space="preserve"> unikanie gorących napojów i ostrych potraw</w:t>
       </w:r>
     </w:p>
     <w:p>
@@ -365,165 +740,7 @@
         <w:rPr>
           <w:rFonts w:ascii="Segoe UI Symbol" w:hAnsi="Segoe UI Symbol" w:cs="Segoe UI Symbol"/>
         </w:rPr>
-        <w:t>*</w:t>
-      </w:r>
-      <w:r>
-        <w:t xml:space="preserve"> aktywna opryszczka (HSV)</w:t>
-      </w:r>
-    </w:p>
-    <w:p>
-      <w:r>
-        <w:rPr>
-          <w:rFonts w:ascii="Segoe UI Symbol" w:hAnsi="Segoe UI Symbol" w:cs="Segoe UI Symbol"/>
-        </w:rPr>
         <w:lastRenderedPageBreak/>
-        <w:t>*</w:t>
-      </w:r>
-      <w:r>
-        <w:t xml:space="preserve"> stany zapalne, rany, infekcje w obrębie ust</w:t>
-      </w:r>
-    </w:p>
-    <w:p>
-      <w:r>
-        <w:rPr>
-          <w:rFonts w:ascii="Segoe UI Symbol" w:hAnsi="Segoe UI Symbol" w:cs="Segoe UI Symbol"/>
-        </w:rPr>
-        <w:t>*</w:t>
-      </w:r>
-      <w:r>
-        <w:t xml:space="preserve"> choroby nowotworowe (w trakcie leczenia)</w:t>
-      </w:r>
-    </w:p>
-    <w:p>
-      <w:r>
-        <w:rPr>
-          <w:rFonts w:ascii="Segoe UI Symbol" w:hAnsi="Segoe UI Symbol" w:cs="Segoe UI Symbol"/>
-        </w:rPr>
-        <w:t>*</w:t>
-      </w:r>
-      <w:r>
-        <w:t xml:space="preserve"> epilepsja</w:t>
-      </w:r>
-    </w:p>
-    <w:p>
-      <w:r>
-        <w:rPr>
-          <w:rFonts w:ascii="Segoe UI Symbol" w:hAnsi="Segoe UI Symbol" w:cs="Segoe UI Symbol"/>
-        </w:rPr>
-        <w:t>*</w:t>
-      </w:r>
-      <w:r>
-        <w:t xml:space="preserve"> nieuregulowana cukrzyca</w:t>
-      </w:r>
-    </w:p>
-    <w:p>
-      <w:r>
-        <w:rPr>
-          <w:rFonts w:ascii="Segoe UI Symbol" w:hAnsi="Segoe UI Symbol" w:cs="Segoe UI Symbol"/>
-        </w:rPr>
-        <w:t>*</w:t>
-      </w:r>
-      <w:r>
-        <w:t xml:space="preserve"> choroby autoimmunologiczne (w zależności od stanu)</w:t>
-      </w:r>
-    </w:p>
-    <w:p>
-      <w:r>
-        <w:rPr>
-          <w:rFonts w:ascii="Segoe UI Symbol" w:hAnsi="Segoe UI Symbol" w:cs="Segoe UI Symbol"/>
-        </w:rPr>
-        <w:t>*</w:t>
-      </w:r>
-      <w:r>
-        <w:t xml:space="preserve"> zaburzenia krzepliwości krwi</w:t>
-      </w:r>
-    </w:p>
-    <w:p>
-      <w:r>
-        <w:rPr>
-          <w:rFonts w:ascii="Segoe UI Symbol" w:hAnsi="Segoe UI Symbol" w:cs="Segoe UI Symbol"/>
-        </w:rPr>
-        <w:t>*</w:t>
-      </w:r>
-      <w:r>
-        <w:t xml:space="preserve"> przeziębienie, osłabienie organizmu</w:t>
-      </w:r>
-    </w:p>
-    <w:p>
-      <w:r>
-        <w:rPr>
-          <w:rFonts w:ascii="Segoe UI Symbol" w:hAnsi="Segoe UI Symbol" w:cs="Segoe UI Symbol"/>
-        </w:rPr>
-        <w:t xml:space="preserve">* </w:t>
-      </w:r>
-      <w:r>
-        <w:t>antybiotykoterapia (2 tygodnie)</w:t>
-      </w:r>
-    </w:p>
-    <w:p>
-      <w:r>
-        <w:rPr>
-          <w:rFonts w:ascii="Segoe UI Symbol" w:hAnsi="Segoe UI Symbol" w:cs="Segoe UI Symbol"/>
-        </w:rPr>
-        <w:t>*</w:t>
-      </w:r>
-      <w:r>
-        <w:t xml:space="preserve"> świeże zabiegi estetyczne w okolicy ust</w:t>
-      </w:r>
-      <w:r>
-        <w:t xml:space="preserve"> </w:t>
-      </w:r>
-      <w:r>
-        <w:t>(należy odczekać min. 4 tygodnie)</w:t>
-      </w:r>
-    </w:p>
-    <w:p>
-      <w:r>
-        <w:rPr>
-          <w:rFonts w:ascii="Segoe UI Symbol" w:hAnsi="Segoe UI Symbol" w:cs="Segoe UI Symbol"/>
-        </w:rPr>
-        <w:t>*</w:t>
-      </w:r>
-      <w:r>
-        <w:t xml:space="preserve"> menstruacja (może zwiększać wrażliwość)</w:t>
-      </w:r>
-    </w:p>
-    <w:p/>
-    <w:p>
-      <w:r>
-        <w:t>Skłonność do opryszczki – wymaga profilaktyki (zawsze po konsultacji).</w:t>
-      </w:r>
-    </w:p>
-    <w:p/>
-    <w:p>
-      <w:r>
-        <w:t xml:space="preserve">Wskazówki </w:t>
-      </w:r>
-      <w:r>
-        <w:t>po zabiegu:</w:t>
-      </w:r>
-    </w:p>
-    <w:p>
-      <w:r>
-        <w:t>* regularne nawilżanie ust</w:t>
-      </w:r>
-    </w:p>
-    <w:p>
-      <w:r>
-        <w:rPr>
-          <w:rFonts w:ascii="Segoe UI Symbol" w:hAnsi="Segoe UI Symbol" w:cs="Segoe UI Symbol"/>
-        </w:rPr>
-        <w:t>*</w:t>
-      </w:r>
-      <w:r>
-        <w:t xml:space="preserve"> unikanie gorących napojów i ostrych potraw</w:t>
-      </w:r>
-    </w:p>
-    <w:p>
-      <w:r>
-        <w:rPr>
-          <w:rFonts w:ascii="Segoe UI Symbol" w:hAnsi="Segoe UI Symbol" w:cs="Segoe UI Symbol"/>
-        </w:rPr>
         <w:t>*</w:t>
       </w:r>
       <w:r>
@@ -595,7 +812,6 @@
     <w:p/>
     <w:p>
       <w:r>
-        <w:lastRenderedPageBreak/>
         <w:t>Wa</w:t>
       </w:r>
       <w:r>

--- a/backend/word/makijaż permanentny ust.docx
+++ b/backend/word/makijaż permanentny ust.docx
@@ -4,21 +4,13 @@
   <w:body>
     <w:p>
       <w:r>
-        <w:t>MAKIJAŻ PERMANENTNY UST</w:t>
+        <w:t>Makijaż permanentny ust</w:t>
       </w:r>
     </w:p>
     <w:p/>
     <w:p>
       <w:r>
-        <w:t xml:space="preserve">Makijaż permanentny ust to zabieg </w:t>
-      </w:r>
-      <w:proofErr w:type="spellStart"/>
-      <w:r>
-        <w:t>mikropigmentacji</w:t>
-      </w:r>
-      <w:proofErr w:type="spellEnd"/>
-      <w:r>
-        <w:t>, polegający na wprowadzeniu pigmentu w wierzchnie warstwy skóry ust za pomocą cienkiej, sterylnej igły. Jego celem jest poprawa koloru, konturu i symetrii ust, przy jednoczesnym zachowaniu naturalnego efektu.</w:t>
+        <w:t>Makijaż permanentny ust to zabieg mikropigmentacji, polegający na wprowadzeniu pigmentu w wierzchnie warstwy skóry ust za pomocą cienkiej, sterylnej igły. Jego celem jest poprawa koloru, konturu i symetrii ust, przy jednoczesnym zachowaniu naturalnego efektu.</w:t>
       </w:r>
     </w:p>
     <w:p>
@@ -126,15 +118,7 @@
     </w:p>
     <w:p>
       <w:r>
-        <w:t xml:space="preserve">*Lip </w:t>
-      </w:r>
-      <w:proofErr w:type="spellStart"/>
-      <w:r>
-        <w:t>blush</w:t>
-      </w:r>
-      <w:proofErr w:type="spellEnd"/>
-      <w:r>
-        <w:t xml:space="preserve"> / akwarela</w:t>
+        <w:t>*Lip blush / akwarela</w:t>
       </w:r>
     </w:p>
     <w:p>
@@ -197,25 +181,12 @@
     </w:p>
     <w:p>
       <w:r>
-        <w:t xml:space="preserve">5. Zalecenia </w:t>
-      </w:r>
-      <w:proofErr w:type="spellStart"/>
-      <w:r>
-        <w:t>pozabiegowe</w:t>
-      </w:r>
-      <w:proofErr w:type="spellEnd"/>
-    </w:p>
-    <w:p>
-      <w:r>
-        <w:t xml:space="preserve">Po ok. 6–8 tygodniach wykonuje się </w:t>
-      </w:r>
-      <w:proofErr w:type="spellStart"/>
-      <w:r>
-        <w:t>dopigmentowanie</w:t>
-      </w:r>
-      <w:proofErr w:type="spellEnd"/>
-      <w:r>
-        <w:t>, które utrwala efekt.</w:t>
+        <w:t>5. Zalecenia pozabiegowe</w:t>
+      </w:r>
+    </w:p>
+    <w:p>
+      <w:r>
+        <w:t>Po ok. 6–8 tygodniach wykonuje się dopigmentowanie, które utrwala efekt.</w:t>
       </w:r>
     </w:p>
     <w:p>
@@ -637,21 +608,7 @@
         <w:rPr>
           <w:rFonts w:ascii="Times New Roman" w:hAnsi="Times New Roman"/>
         </w:rPr>
-        <w:t xml:space="preserve">* </w:t>
-      </w:r>
-      <w:proofErr w:type="spellStart"/>
-      <w:r>
-        <w:rPr>
-          <w:rFonts w:ascii="Times New Roman" w:hAnsi="Times New Roman"/>
-        </w:rPr>
-        <w:t>ostrzykiwanie</w:t>
-      </w:r>
-      <w:proofErr w:type="spellEnd"/>
-      <w:r>
-        <w:rPr>
-          <w:rFonts w:ascii="Times New Roman" w:hAnsi="Times New Roman"/>
-        </w:rPr>
-        <w:t xml:space="preserve"> ust wypełniaczem ( min. 2 miesiące przed zabiegiem)</w:t>
+        <w:t>* ostrzykiwanie ust wypełniaczem ( min. 2 miesiące przed zabiegiem)</w:t>
       </w:r>
     </w:p>
     <w:p>

--- a/backend/word/makijaż permanentny ust.docx
+++ b/backend/word/makijaż permanentny ust.docx
@@ -10,7 +10,15 @@
     <w:p/>
     <w:p>
       <w:r>
-        <w:t>Makijaż permanentny ust to zabieg mikropigmentacji, polegający na wprowadzeniu pigmentu w wierzchnie warstwy skóry ust za pomocą cienkiej, sterylnej igły. Jego celem jest poprawa koloru, konturu i symetrii ust, przy jednoczesnym zachowaniu naturalnego efektu.</w:t>
+        <w:t xml:space="preserve">Makijaż permanentny ust to zabieg </w:t>
+      </w:r>
+      <w:proofErr w:type="spellStart"/>
+      <w:r>
+        <w:t>mikropigmentacji</w:t>
+      </w:r>
+      <w:proofErr w:type="spellEnd"/>
+      <w:r>
+        <w:t>, polegający na wprowadzeniu pigmentu w wierzchnie warstwy skóry ust za pomocą cienkiej, sterylnej igły. Jego celem jest poprawa koloru, konturu i symetrii ust, przy jednoczesnym zachowaniu naturalnego efektu.</w:t>
       </w:r>
     </w:p>
     <w:p>
@@ -118,7 +126,15 @@
     </w:p>
     <w:p>
       <w:r>
-        <w:t>*Lip blush / akwarela</w:t>
+        <w:t xml:space="preserve">*Lip </w:t>
+      </w:r>
+      <w:proofErr w:type="spellStart"/>
+      <w:r>
+        <w:t>blush</w:t>
+      </w:r>
+      <w:proofErr w:type="spellEnd"/>
+      <w:r>
+        <w:t xml:space="preserve"> / akwarela</w:t>
       </w:r>
     </w:p>
     <w:p>
@@ -181,12 +197,25 @@
     </w:p>
     <w:p>
       <w:r>
-        <w:t>5. Zalecenia pozabiegowe</w:t>
-      </w:r>
-    </w:p>
-    <w:p>
-      <w:r>
-        <w:t>Po ok. 6–8 tygodniach wykonuje się dopigmentowanie, które utrwala efekt.</w:t>
+        <w:t xml:space="preserve">5. Zalecenia </w:t>
+      </w:r>
+      <w:proofErr w:type="spellStart"/>
+      <w:r>
+        <w:t>pozabiegowe</w:t>
+      </w:r>
+      <w:proofErr w:type="spellEnd"/>
+    </w:p>
+    <w:p>
+      <w:r>
+        <w:t xml:space="preserve">Po ok. 6–8 tygodniach wykonuje się </w:t>
+      </w:r>
+      <w:proofErr w:type="spellStart"/>
+      <w:r>
+        <w:t>dopigmentowanie</w:t>
+      </w:r>
+      <w:proofErr w:type="spellEnd"/>
+      <w:r>
+        <w:t>, które utrwala efekt.</w:t>
       </w:r>
     </w:p>
     <w:p>
@@ -543,7 +572,7 @@
         <w:rPr>
           <w:rFonts w:ascii="Times New Roman" w:hAnsi="Times New Roman"/>
         </w:rPr>
-        <w:t>* antybiotykoterapia ( 2 tygodnie)</w:t>
+        <w:t>* antybiotykoterapia (2 tygodnie)</w:t>
       </w:r>
     </w:p>
     <w:p>
@@ -582,46 +611,72 @@
         <w:rPr>
           <w:rFonts w:ascii="Times New Roman" w:hAnsi="Times New Roman"/>
         </w:rPr>
-        <w:t>* świeże zabiegi estetyczne w okolicy ust( należy odczekać min. 4 tygodnie)</w:t>
-      </w:r>
-    </w:p>
-    <w:p>
-      <w:pPr>
-        <w:rPr>
-          <w:rFonts w:ascii="Times New Roman" w:hAnsi="Times New Roman"/>
-        </w:rPr>
-      </w:pPr>
-      <w:r>
-        <w:rPr>
-          <w:rFonts w:ascii="Times New Roman" w:hAnsi="Times New Roman"/>
-        </w:rPr>
-        <w:t>* usuwanie laserowe wąsika ( w trakcie)</w:t>
-      </w:r>
-    </w:p>
-    <w:p>
-      <w:pPr>
-        <w:rPr>
-          <w:rFonts w:ascii="Times New Roman" w:hAnsi="Times New Roman"/>
-        </w:rPr>
-      </w:pPr>
-      <w:r>
-        <w:rPr>
-          <w:rFonts w:ascii="Times New Roman" w:hAnsi="Times New Roman"/>
-        </w:rPr>
-        <w:t>* ostrzykiwanie ust wypełniaczem ( min. 2 miesiące przed zabiegiem)</w:t>
-      </w:r>
-    </w:p>
-    <w:p>
-      <w:pPr>
-        <w:rPr>
-          <w:rFonts w:ascii="Times New Roman" w:hAnsi="Times New Roman"/>
-        </w:rPr>
-      </w:pPr>
-      <w:r>
-        <w:rPr>
-          <w:rFonts w:ascii="Times New Roman" w:hAnsi="Times New Roman"/>
-        </w:rPr>
-        <w:t>* leczenie stomatologiczne ( w trakcie)</w:t>
+        <w:t>* świeże zabiegi estetyczne w okolicy ust</w:t>
+      </w:r>
+      <w:r>
+        <w:rPr>
+          <w:rFonts w:ascii="Times New Roman" w:hAnsi="Times New Roman"/>
+        </w:rPr>
+        <w:t xml:space="preserve"> </w:t>
+      </w:r>
+      <w:r>
+        <w:rPr>
+          <w:rFonts w:ascii="Times New Roman" w:hAnsi="Times New Roman"/>
+        </w:rPr>
+        <w:t>(należy odczekać min. 4 tygodnie)</w:t>
+      </w:r>
+    </w:p>
+    <w:p>
+      <w:pPr>
+        <w:rPr>
+          <w:rFonts w:ascii="Times New Roman" w:hAnsi="Times New Roman"/>
+        </w:rPr>
+      </w:pPr>
+      <w:r>
+        <w:rPr>
+          <w:rFonts w:ascii="Times New Roman" w:hAnsi="Times New Roman"/>
+        </w:rPr>
+        <w:t>* usuwanie laserowe wąsika (w trakcie)</w:t>
+      </w:r>
+    </w:p>
+    <w:p>
+      <w:pPr>
+        <w:rPr>
+          <w:rFonts w:ascii="Times New Roman" w:hAnsi="Times New Roman"/>
+        </w:rPr>
+      </w:pPr>
+      <w:r>
+        <w:rPr>
+          <w:rFonts w:ascii="Times New Roman" w:hAnsi="Times New Roman"/>
+        </w:rPr>
+        <w:t xml:space="preserve">* </w:t>
+      </w:r>
+      <w:proofErr w:type="spellStart"/>
+      <w:r>
+        <w:rPr>
+          <w:rFonts w:ascii="Times New Roman" w:hAnsi="Times New Roman"/>
+        </w:rPr>
+        <w:t>ostrzykiwanie</w:t>
+      </w:r>
+      <w:proofErr w:type="spellEnd"/>
+      <w:r>
+        <w:rPr>
+          <w:rFonts w:ascii="Times New Roman" w:hAnsi="Times New Roman"/>
+        </w:rPr>
+        <w:t xml:space="preserve"> ust wypełniaczem (min. 2 miesiące przed zabiegiem)</w:t>
+      </w:r>
+    </w:p>
+    <w:p>
+      <w:pPr>
+        <w:rPr>
+          <w:rFonts w:ascii="Times New Roman" w:hAnsi="Times New Roman"/>
+        </w:rPr>
+      </w:pPr>
+      <w:r>
+        <w:rPr>
+          <w:rFonts w:ascii="Times New Roman" w:hAnsi="Times New Roman"/>
+        </w:rPr>
+        <w:t>* leczenie stomatologiczne (w trakcie)</w:t>
       </w:r>
     </w:p>
     <w:p>
@@ -728,7 +783,21 @@
     </w:p>
     <w:p>
       <w:r>
-        <w:t xml:space="preserve">* niemalowanie ust </w:t>
+        <w:t xml:space="preserve">* </w:t>
+      </w:r>
+      <w:proofErr w:type="gramStart"/>
+      <w:r>
+        <w:t>nie</w:t>
+      </w:r>
+      <w:r>
+        <w:t xml:space="preserve"> </w:t>
+      </w:r>
+      <w:r>
+        <w:t>malowanie</w:t>
+      </w:r>
+      <w:proofErr w:type="gramEnd"/>
+      <w:r>
+        <w:t xml:space="preserve"> ust </w:t>
       </w:r>
     </w:p>
     <w:p>
